--- a/submission/GrantScout_Kaggle_Submission.docx
+++ b/submission/GrantScout_Kaggle_Submission.docx
@@ -507,7 +507,7 @@
         <w:pStyle w:val="Heading2"/>
       </w:pPr>
       <w:r>
-        <w:t xml:space="preserve">MCP server</w:t>
+        <w:t xml:space="preserve">MCP server: what it is, and why we built one instead of a plain function call</w:t>
       </w:r>
     </w:p>
     <w:p>
@@ -515,7 +515,7 @@
         <w:spacing w:after="120"/>
       </w:pPr>
       <w:r>
-        <w:t xml:space="preserve">mcp_server/server.py (FastMCP, stdio) exposes two tools:</w:t>
+        <w:t xml:space="preserve">The matcher’s core need is simple: given a profile, find candidate grants. We could have wired that as an in-process function and stopped there. Instead we built a standalone MCP server (mcp_server/server.py, FastMCP, stdio), for reasons beyond satisfying a checklist item:</w:t>
       </w:r>
     </w:p>
     <w:p>
@@ -529,14 +529,13 @@
       </w:pPr>
       <w:r>
         <w:rPr>
-          <w:rFonts w:ascii="Consolas" w:cs="Consolas" w:eastAsia="Consolas" w:hAnsi="Consolas"/>
-          <w:sz w:val="20"/>
-          <w:szCs w:val="20"/>
-        </w:rPr>
-        <w:t xml:space="preserve">search_grants(focus_areas, country, org_type, max_deadline)</w:t>
-      </w:r>
-      <w:r>
-        <w:t xml:space="preserve"> filters the curated catalog. Each grant carries structured eligibility_requirements ({code, value, label} records) so eligibility can be decided deterministically, plus a source attribution and funder URL.</w:t>
+          <w:b/>
+          <w:bCs/>
+        </w:rPr>
+        <w:t xml:space="preserve">Reusability beyond this repo. </w:t>
+      </w:r>
+      <w:r>
+        <w:t xml:space="preserve">MCP is a protocol, not a library import. Any MCP-aware client (Claude Desktop, another ADK agent, a future GrantScout CLI) can call search_grants without depending on GrantScout’s Python at all. The catalog becomes a shared capability, not a private implementation detail.</w:t>
       </w:r>
     </w:p>
     <w:p>
@@ -550,14 +549,33 @@
       </w:pPr>
       <w:r>
         <w:rPr>
-          <w:rFonts w:ascii="Consolas" w:cs="Consolas" w:eastAsia="Consolas" w:hAnsi="Consolas"/>
-          <w:sz w:val="20"/>
-          <w:szCs w:val="20"/>
-        </w:rPr>
-        <w:t xml:space="preserve">discover_grants(focus_areas, country)</w:t>
-      </w:r>
-      <w:r>
-        <w:t xml:space="preserve"> is an optional live-web freshness layer over public roundup pages. Every fetched description is screened for prompt injection and scrubbed of PII before it is returned; it is off by default and fails closed so it can never break the catalog spine.</w:t>
+          <w:b/>
+          <w:bCs/>
+        </w:rPr>
+        <w:t xml:space="preserve">An enforced contract at the boundary. </w:t>
+      </w:r>
+      <w:r>
+        <w:t xml:space="preserve">MCP tools declare typed inputs, so malformed calls are rejected (ValueError) before they touch the catalog: real boundary discipline between “things an LLM might invoke” and “things that actually read state.”</w:t>
+      </w:r>
+    </w:p>
+    <w:p>
+      <w:pPr>
+        <w:pStyle w:val="ListParagraph"/>
+        <w:numPr>
+          <w:ilvl w:val="0"/>
+          <w:numId w:val="3"/>
+        </w:numPr>
+        <w:spacing w:after="80"/>
+      </w:pPr>
+      <w:r>
+        <w:rPr>
+          <w:b/>
+          <w:bCs/>
+        </w:rPr>
+        <w:t xml:space="preserve">A natural choke point for risk containment. </w:t>
+      </w:r>
+      <w:r>
+        <w:t xml:space="preserve">discover_grants is where untrusted web data enters the system. Putting the prompt-injection screen and PII scrub inside the tool means every caller gets that safety automatically, rather than depending on each caller remembering to sanitize afterward.</w:t>
       </w:r>
     </w:p>
     <w:p>
@@ -565,7 +583,15 @@
         <w:spacing w:after="120"/>
       </w:pPr>
       <w:r>
-        <w:t xml:space="preserve">The same implementations back both the MCP server and the in-process matcher, so the tool contract is identical over MCP or direct calls.</w:t>
+        <w:t xml:space="preserve">It exposes two tools. search_grants(focus_areas, country, org_type, max_deadline) filters the curated catalog, returning structured eligibility_requirements ({code, value, label} records) plus a source attribution and funder URL for each grant. discover_grants(focus_areas, country) is the optional live-web freshness layer described above; it fails closed (returns []) so it can never break the catalog spine.</w:t>
+      </w:r>
+    </w:p>
+    <w:p>
+      <w:pPr>
+        <w:spacing w:after="120"/>
+      </w:pPr>
+      <w:r>
+        <w:t xml:space="preserve">The graph itself still needs to run offline and deterministically (including in CI, no network, no subprocess), so the actual filtering logic lives once in catalog_search.py/discovery.py; the MCP server and the in-process matcher are both thin callers of that same logic, with identical validation and screening either way. The MCP layer is a real, independently runnable protocol server, not a facade that only works when this one agent calls it.</w:t>
       </w:r>
     </w:p>
     <w:p>
